--- a/docs/13-thesis-outline.docx
+++ b/docs/13-thesis-outline.docx
@@ -145,7 +145,7 @@
         <w:t>Method</w:t>
       </w:r>
       <w:r>
-        <w:t>: Firmware ESP32 (Tag/Scanner/Relay/Gateway), giao thức BLE Mesh vendor model, cầu nối MQTTS lên ThingsBoard CE (Docker), rule chain hysteresis + debounce leaky-bucket, HMAC-16 chống giả mạo, key rotation 24h, OTA qua HTTP.</w:t>
+        <w:t>: Bốn firmware Tag/Scanner/Relay/Gateway trên ESP32/ESP32-S3, giao thức BLE Mesh vendor model, cầu nối MQTTS lên ThingsBoard CE (Docker), rule chain hysteresis 8 dBm + debounce leaky-bucket 2 lần xác nhận, HMAC-16 chống giả mạo, khóa Tag dẫn xuất theo epoch 1h, khóa OTA-beacon xoay 24h, OTA qua HTTPS.</w:t>
       </w:r>
     </w:p>
     <w:p>
@@ -165,7 +165,7 @@
         <w:t>Results</w:t>
       </w:r>
       <w:r>
-        <w:t>: Hệ thống 6 node hoạt động ổn định, tag chuyển phòng trong &lt;5s không flapping, tự phục hồi sau mất nguồn.</w:t>
+        <w:t>: Source code hiện đã triển khai pipeline end-to-end, lọc RSSI, quyết định zone phía server, bảo mật beacon, watchdog tự phục hồi và OTA. Các chỉ số thực nghiệm như thời gian chuyển phòng, flapping và độ chính xác cần được đo theo các bài test ở Chương 5 trước khi đưa ra kết luận định lượng.</w:t>
       </w:r>
     </w:p>
     <w:p>
@@ -388,843 +388,560 @@
         </w:numPr>
       </w:pPr>
       <w:r>
-        <w:t>Board ESP32-S3 (Gateway) và ESP32 (Tag/Scanner/Relay).</w:t>
-      </w:r>
-    </w:p>
-    <w:p>
-      <w:pPr>
-        <w:numPr>
-          <w:ilvl w:val="0"/>
-          <w:numId w:val="1"/>
-        </w:numPr>
-      </w:pPr>
-      <w:r>
-        <w:t>ThingsBoard CE 3.7 + PostgreSQL trên Docker.</w:t>
-      </w:r>
-    </w:p>
-    <w:p>
-      <w:pPr>
-        <w:numPr>
-          <w:ilvl w:val="0"/>
-          <w:numId w:val="1"/>
-        </w:numPr>
-      </w:pPr>
-      <w:r>
-        <w:t>Công cụ phụ trợ: VS Code + ESP-IDF extension, clang-format, Git.</w:t>
-      </w:r>
-    </w:p>
-    <w:p/>
-    <w:p>
-      <w:pPr>
-        <w:pStyle w:val="Heading3"/>
-      </w:pPr>
-      <w:r>
-        <w:t>1.5 Cấu trúc khoá luận</w:t>
-      </w:r>
-    </w:p>
-    <w:p>
-      <w:r>
-        <w:t>(Bullet 6 chương theo template.)</w:t>
-      </w:r>
-    </w:p>
-    <w:p/>
-    <w:p>
-      <w:pPr>
-        <w:pStyle w:val="Heading2"/>
-      </w:pPr>
-      <w:r>
-        <w:t>CHƯƠNG 2 — TỔNG QUAN NGHIÊN CỨU</w:t>
-      </w:r>
-    </w:p>
-    <w:p/>
-    <w:p>
-      <w:pPr>
-        <w:pStyle w:val="Heading3"/>
-      </w:pPr>
-      <w:r>
-        <w:t>2.1 Các phương pháp định vị trong nhà</w:t>
-      </w:r>
-    </w:p>
-    <w:p>
-      <w:pPr>
-        <w:numPr>
-          <w:ilvl w:val="0"/>
-          <w:numId w:val="1"/>
-        </w:numPr>
-      </w:pPr>
-      <w:r>
-        <w:t>Fingerprinting (WiFi RSSI database).</w:t>
-      </w:r>
-    </w:p>
-    <w:p>
-      <w:pPr>
-        <w:numPr>
-          <w:ilvl w:val="0"/>
-          <w:numId w:val="1"/>
-        </w:numPr>
-      </w:pPr>
-      <w:r>
-        <w:t>BLE beacon với 1 scanner (iBeacon, Eddystone).</w:t>
-      </w:r>
-    </w:p>
-    <w:p>
-      <w:pPr>
-        <w:numPr>
-          <w:ilvl w:val="0"/>
-          <w:numId w:val="1"/>
-        </w:numPr>
-      </w:pPr>
-      <w:r>
-        <w:t>UWB (DecaWave, Apple U1).</w:t>
-      </w:r>
-    </w:p>
-    <w:p>
-      <w:pPr>
-        <w:numPr>
-          <w:ilvl w:val="0"/>
-          <w:numId w:val="1"/>
-        </w:numPr>
-      </w:pPr>
-      <w:r>
-        <w:t>Hybrid.</w:t>
-      </w:r>
-    </w:p>
-    <w:p/>
-    <w:p>
-      <w:pPr>
-        <w:pStyle w:val="Heading3"/>
-      </w:pPr>
-      <w:r>
-        <w:t>2.2 So sánh giải pháp thương mại</w:t>
-      </w:r>
-    </w:p>
-    <w:p>
-      <w:pPr>
-        <w:numPr>
-          <w:ilvl w:val="0"/>
-          <w:numId w:val="1"/>
-        </w:numPr>
-      </w:pPr>
-      <w:r>
-        <w:t>Estimote, Kontakt.io, Aruba Meridian.</w:t>
-      </w:r>
-    </w:p>
-    <w:p>
-      <w:pPr>
-        <w:numPr>
-          <w:ilvl w:val="0"/>
-          <w:numId w:val="1"/>
-        </w:numPr>
-      </w:pPr>
-      <w:r>
-        <w:t>Ưu / nhược, chi phí, năng lực.</w:t>
-      </w:r>
-    </w:p>
-    <w:p/>
-    <w:p>
-      <w:pPr>
-        <w:pStyle w:val="Heading3"/>
-      </w:pPr>
-      <w:r>
-        <w:t>2.3 Các nghiên cứu học thuật liên quan</w:t>
-      </w:r>
-    </w:p>
-    <w:p>
-      <w:pPr>
-        <w:numPr>
-          <w:ilvl w:val="0"/>
-          <w:numId w:val="1"/>
-        </w:numPr>
-      </w:pPr>
-      <w:r>
-        <w:t>Bài báo về Kalman filter cho BLE RSSI.</w:t>
-      </w:r>
-    </w:p>
-    <w:p>
-      <w:pPr>
-        <w:numPr>
-          <w:ilvl w:val="0"/>
-          <w:numId w:val="1"/>
-        </w:numPr>
-      </w:pPr>
-      <w:r>
-        <w:t>Path-loss model calibration.</w:t>
-      </w:r>
-    </w:p>
-    <w:p>
-      <w:pPr>
-        <w:numPr>
-          <w:ilvl w:val="0"/>
-          <w:numId w:val="1"/>
-        </w:numPr>
-      </w:pPr>
-      <w:r>
-        <w:t>BLE Mesh cho IoT (Bluetooth SIG whitepaper).</w:t>
-      </w:r>
-    </w:p>
-    <w:p/>
-    <w:p>
-      <w:pPr>
-        <w:pStyle w:val="Heading3"/>
-      </w:pPr>
-      <w:r>
-        <w:t>2.4 Khoảng trống nghiên cứu</w:t>
-      </w:r>
-    </w:p>
-    <w:p>
-      <w:pPr>
-        <w:numPr>
-          <w:ilvl w:val="0"/>
-          <w:numId w:val="1"/>
-        </w:numPr>
-      </w:pPr>
-      <w:r>
-        <w:t>Ít giải pháp mở nguồn tự host end-to-end.</w:t>
-      </w:r>
-    </w:p>
-    <w:p>
-      <w:pPr>
-        <w:numPr>
-          <w:ilvl w:val="0"/>
-          <w:numId w:val="1"/>
-        </w:numPr>
-      </w:pPr>
-      <w:r>
-        <w:t>Bảo mật beacon thường bị bỏ qua.</w:t>
-      </w:r>
-    </w:p>
-    <w:p>
-      <w:pPr>
-        <w:numPr>
-          <w:ilvl w:val="0"/>
-          <w:numId w:val="1"/>
-        </w:numPr>
-      </w:pPr>
-      <w:r>
-        <w:t>OTA hàng loạt hiếm được đề cập.</w:t>
-      </w:r>
-    </w:p>
-    <w:p/>
-    <w:p>
-      <w:pPr>
-        <w:pStyle w:val="Heading2"/>
-      </w:pPr>
-      <w:r>
-        <w:t>CHƯƠNG 3 — CƠ SỞ LÝ THUYẾT</w:t>
-      </w:r>
-    </w:p>
-    <w:p/>
-    <w:p>
-      <w:pPr>
-        <w:pStyle w:val="Heading3"/>
-      </w:pPr>
-      <w:r>
-        <w:t>3.1 BLE Advertising và RSSI</w:t>
-      </w:r>
-    </w:p>
-    <w:p>
-      <w:pPr>
-        <w:numPr>
-          <w:ilvl w:val="0"/>
-          <w:numId w:val="1"/>
-        </w:numPr>
-      </w:pPr>
-      <w:r>
-        <w:t>Cấu trúc gói ADV, manufacturer specific data.</w:t>
-      </w:r>
-    </w:p>
-    <w:p>
-      <w:pPr>
-        <w:numPr>
-          <w:ilvl w:val="0"/>
-          <w:numId w:val="1"/>
-        </w:numPr>
-      </w:pPr>
-      <w:r>
-        <w:t>RSSI là gì, path-loss theo khoảng cách.</w:t>
-      </w:r>
-    </w:p>
-    <w:p/>
-    <w:p>
-      <w:pPr>
-        <w:pStyle w:val="Heading3"/>
-      </w:pPr>
-      <w:r>
-        <w:t>3.2 BLE Mesh</w:t>
-      </w:r>
-    </w:p>
-    <w:p>
-      <w:pPr>
-        <w:numPr>
-          <w:ilvl w:val="0"/>
-          <w:numId w:val="1"/>
-        </w:numPr>
-      </w:pPr>
-      <w:r>
-        <w:t>3.2.1 Provisioner và Node.</w:t>
-      </w:r>
-    </w:p>
-    <w:p>
-      <w:pPr>
-        <w:numPr>
-          <w:ilvl w:val="0"/>
-          <w:numId w:val="1"/>
-        </w:numPr>
-      </w:pPr>
-      <w:r>
-        <w:t>3.2.2 NetKey, AppKey, Access Layer, Network Layer.</w:t>
-      </w:r>
-    </w:p>
-    <w:p>
-      <w:pPr>
-        <w:numPr>
-          <w:ilvl w:val="0"/>
-          <w:numId w:val="1"/>
-        </w:numPr>
-      </w:pPr>
-      <w:r>
-        <w:t>3.2.3 Provisioning + Static OOB authentication.</w:t>
-      </w:r>
-    </w:p>
-    <w:p>
-      <w:pPr>
-        <w:numPr>
-          <w:ilvl w:val="0"/>
-          <w:numId w:val="1"/>
-        </w:numPr>
-      </w:pPr>
-      <w:r>
-        <w:t>3.2.4 Vendor model + opcode.</w:t>
-      </w:r>
-    </w:p>
-    <w:p>
-      <w:pPr>
-        <w:numPr>
-          <w:ilvl w:val="0"/>
-          <w:numId w:val="1"/>
-        </w:numPr>
-      </w:pPr>
-      <w:r>
-        <w:t>3.2.5 Relay feature.</w:t>
-      </w:r>
-    </w:p>
-    <w:p/>
-    <w:p>
-      <w:pPr>
-        <w:pStyle w:val="Heading3"/>
-      </w:pPr>
-      <w:r>
-        <w:t>3.3 Xử lý tín hiệu RSSI</w:t>
-      </w:r>
-    </w:p>
-    <w:p>
-      <w:pPr>
-        <w:numPr>
-          <w:ilvl w:val="0"/>
-          <w:numId w:val="1"/>
-        </w:numPr>
-      </w:pPr>
-      <w:r>
-        <w:t>3.3.1 Kalman filter 1D (q, r, gain k).</w:t>
-      </w:r>
-    </w:p>
-    <w:p>
-      <w:pPr>
-        <w:numPr>
-          <w:ilvl w:val="0"/>
-          <w:numId w:val="1"/>
-        </w:numPr>
-      </w:pPr>
-      <w:r>
-        <w:t>3.3.2 Path-loss log-distance model (n).</w:t>
-      </w:r>
-    </w:p>
-    <w:p>
-      <w:pPr>
-        <w:numPr>
-          <w:ilvl w:val="0"/>
-          <w:numId w:val="1"/>
-        </w:numPr>
-      </w:pPr>
-      <w:r>
-        <w:t>3.3.3 Anti-replay theo sequence number.</w:t>
-      </w:r>
-    </w:p>
-    <w:p/>
-    <w:p>
-      <w:pPr>
-        <w:pStyle w:val="Heading3"/>
-      </w:pPr>
-      <w:r>
-        <w:t>3.4 Quyết định zone</w:t>
-      </w:r>
-    </w:p>
-    <w:p>
-      <w:pPr>
-        <w:numPr>
-          <w:ilvl w:val="0"/>
-          <w:numId w:val="1"/>
-        </w:numPr>
-      </w:pPr>
-      <w:r>
-        <w:t>3.4.1 Chọn scanner mạnh nhất trong cửa sổ tươi.</w:t>
-      </w:r>
-    </w:p>
-    <w:p>
-      <w:pPr>
-        <w:numPr>
-          <w:ilvl w:val="0"/>
-          <w:numId w:val="1"/>
-        </w:numPr>
-      </w:pPr>
-      <w:r>
-        <w:t>3.4.2 Hysteresis 8 dBm.</w:t>
-      </w:r>
-    </w:p>
-    <w:p>
-      <w:pPr>
-        <w:numPr>
-          <w:ilvl w:val="0"/>
-          <w:numId w:val="1"/>
-        </w:numPr>
-      </w:pPr>
-      <w:r>
-        <w:t>3.4.3 Leaky-bucket debounce.</w:t>
-      </w:r>
-    </w:p>
-    <w:p/>
-    <w:p>
-      <w:pPr>
-        <w:pStyle w:val="Heading3"/>
-      </w:pPr>
-      <w:r>
-        <w:t>3.5 Bảo mật</w:t>
-      </w:r>
-    </w:p>
-    <w:p>
-      <w:pPr>
-        <w:numPr>
-          <w:ilvl w:val="0"/>
-          <w:numId w:val="1"/>
-        </w:numPr>
-      </w:pPr>
-      <w:r>
-        <w:t>3.5.1 HMAC-SHA256 và HMAC-16 truncated.</w:t>
-      </w:r>
-    </w:p>
-    <w:p>
-      <w:pPr>
-        <w:numPr>
-          <w:ilvl w:val="0"/>
-          <w:numId w:val="1"/>
-        </w:numPr>
-      </w:pPr>
-      <w:r>
-        <w:t>3.5.2 Key rotation.</w:t>
-      </w:r>
-    </w:p>
-    <w:p>
-      <w:pPr>
-        <w:numPr>
-          <w:ilvl w:val="0"/>
-          <w:numId w:val="1"/>
-        </w:numPr>
-      </w:pPr>
-      <w:r>
-        <w:t>3.5.3 MQTTS/TLS + CN verify.</w:t>
-      </w:r>
-    </w:p>
-    <w:p/>
-    <w:p>
-      <w:pPr>
-        <w:pStyle w:val="Heading3"/>
-      </w:pPr>
-      <w:r>
-        <w:t>3.6 OTA</w:t>
-      </w:r>
-    </w:p>
-    <w:p>
-      <w:pPr>
-        <w:numPr>
-          <w:ilvl w:val="0"/>
-          <w:numId w:val="1"/>
-        </w:numPr>
-      </w:pPr>
-      <w:r>
-        <w:t>3.6.1 esp_https_ota, dual-slot partition.</w:t>
-      </w:r>
-    </w:p>
-    <w:p>
-      <w:pPr>
-        <w:numPr>
-          <w:ilvl w:val="0"/>
-          <w:numId w:val="1"/>
-        </w:numPr>
-      </w:pPr>
-      <w:r>
-        <w:t>3.6.2 SHA256 skip, version compare YYYYMMDDHHMMSS.</w:t>
-      </w:r>
-    </w:p>
-    <w:p>
-      <w:pPr>
-        <w:numPr>
-          <w:ilvl w:val="0"/>
-          <w:numId w:val="1"/>
-        </w:numPr>
-      </w:pPr>
-      <w:r>
-        <w:t>3.6.3 Trigger: mesh broadcast + WiFi OTA.</w:t>
-      </w:r>
-    </w:p>
-    <w:p/>
-    <w:p>
-      <w:pPr>
-        <w:pStyle w:val="Heading3"/>
-      </w:pPr>
-      <w:r>
-        <w:t>3.7 Giao thức ThingsBoard Gateway API</w:t>
-      </w:r>
-    </w:p>
-    <w:p>
-      <w:pPr>
-        <w:numPr>
-          <w:ilvl w:val="0"/>
-          <w:numId w:val="1"/>
-        </w:numPr>
-      </w:pPr>
-      <w:r>
-        <w:t>3.7.1 Kiến trúc Gateway/Sub-device.</w:t>
-      </w:r>
-    </w:p>
-    <w:p>
-      <w:pPr>
-        <w:numPr>
-          <w:ilvl w:val="0"/>
-          <w:numId w:val="1"/>
-        </w:numPr>
-      </w:pPr>
-      <w:r>
-        <w:t xml:space="preserve">3.7.2 Topic: </w:t>
+        <w:t xml:space="preserve">Board ESP32-S3 (Gateway/Tag/Relay) và ESP32 (Scanner), theo </w:t>
       </w:r>
       <w:r>
         <w:rPr>
           <w:rFonts w:ascii="Courier New" w:hAnsi="Courier New"/>
           <w:shd w:fill="EDEDED"/>
         </w:rPr>
-        <w:t>v1/gateway/telemetry</w:t>
-      </w:r>
-      <w:r>
-        <w:t xml:space="preserve">, </w:t>
+        <w:t>CONFIG_IDF_TARGET</w:t>
+      </w:r>
+      <w:r>
+        <w:t xml:space="preserve"> hiện tại của từng project.</w:t>
+      </w:r>
+    </w:p>
+    <w:p>
+      <w:pPr>
+        <w:numPr>
+          <w:ilvl w:val="0"/>
+          <w:numId w:val="1"/>
+        </w:numPr>
+      </w:pPr>
+      <w:r>
+        <w:t>ThingsBoard CE 3.7 + PostgreSQL trên Docker.</w:t>
+      </w:r>
+    </w:p>
+    <w:p>
+      <w:pPr>
+        <w:numPr>
+          <w:ilvl w:val="0"/>
+          <w:numId w:val="1"/>
+        </w:numPr>
+      </w:pPr>
+      <w:r>
+        <w:t>Công cụ phụ trợ: VS Code + ESP-IDF extension, clang-format, Git.</w:t>
+      </w:r>
+    </w:p>
+    <w:p/>
+    <w:p>
+      <w:pPr>
+        <w:pStyle w:val="Heading3"/>
+      </w:pPr>
+      <w:r>
+        <w:t>1.5 Cấu trúc khoá luận</w:t>
+      </w:r>
+    </w:p>
+    <w:p>
+      <w:r>
+        <w:t>(Bullet 6 chương theo template.)</w:t>
+      </w:r>
+    </w:p>
+    <w:p/>
+    <w:p>
+      <w:pPr>
+        <w:pStyle w:val="Heading2"/>
+      </w:pPr>
+      <w:r>
+        <w:t>CHƯƠNG 2 — TỔNG QUAN NGHIÊN CỨU</w:t>
+      </w:r>
+    </w:p>
+    <w:p/>
+    <w:p>
+      <w:pPr>
+        <w:pStyle w:val="Heading3"/>
+      </w:pPr>
+      <w:r>
+        <w:t>2.1 Các phương pháp định vị trong nhà</w:t>
+      </w:r>
+    </w:p>
+    <w:p>
+      <w:pPr>
+        <w:numPr>
+          <w:ilvl w:val="0"/>
+          <w:numId w:val="1"/>
+        </w:numPr>
+      </w:pPr>
+      <w:r>
+        <w:t>Fingerprinting (WiFi RSSI database).</w:t>
+      </w:r>
+    </w:p>
+    <w:p>
+      <w:pPr>
+        <w:numPr>
+          <w:ilvl w:val="0"/>
+          <w:numId w:val="1"/>
+        </w:numPr>
+      </w:pPr>
+      <w:r>
+        <w:t>BLE beacon với 1 scanner (iBeacon, Eddystone).</w:t>
+      </w:r>
+    </w:p>
+    <w:p>
+      <w:pPr>
+        <w:numPr>
+          <w:ilvl w:val="0"/>
+          <w:numId w:val="1"/>
+        </w:numPr>
+      </w:pPr>
+      <w:r>
+        <w:t>UWB (DecaWave, Apple U1).</w:t>
+      </w:r>
+    </w:p>
+    <w:p>
+      <w:pPr>
+        <w:numPr>
+          <w:ilvl w:val="0"/>
+          <w:numId w:val="1"/>
+        </w:numPr>
+      </w:pPr>
+      <w:r>
+        <w:t>Hybrid.</w:t>
+      </w:r>
+    </w:p>
+    <w:p/>
+    <w:p>
+      <w:pPr>
+        <w:pStyle w:val="Heading3"/>
+      </w:pPr>
+      <w:r>
+        <w:t>2.2 So sánh giải pháp thương mại</w:t>
+      </w:r>
+    </w:p>
+    <w:p>
+      <w:pPr>
+        <w:numPr>
+          <w:ilvl w:val="0"/>
+          <w:numId w:val="1"/>
+        </w:numPr>
+      </w:pPr>
+      <w:r>
+        <w:t>Estimote, Kontakt.io, Aruba Meridian.</w:t>
+      </w:r>
+    </w:p>
+    <w:p>
+      <w:pPr>
+        <w:numPr>
+          <w:ilvl w:val="0"/>
+          <w:numId w:val="1"/>
+        </w:numPr>
+      </w:pPr>
+      <w:r>
+        <w:t>Ưu / nhược, chi phí, năng lực.</w:t>
+      </w:r>
+    </w:p>
+    <w:p/>
+    <w:p>
+      <w:pPr>
+        <w:pStyle w:val="Heading3"/>
+      </w:pPr>
+      <w:r>
+        <w:t>2.3 Các nghiên cứu học thuật liên quan</w:t>
+      </w:r>
+    </w:p>
+    <w:p>
+      <w:pPr>
+        <w:numPr>
+          <w:ilvl w:val="0"/>
+          <w:numId w:val="1"/>
+        </w:numPr>
+      </w:pPr>
+      <w:r>
+        <w:t>Bài báo về Kalman filter cho BLE RSSI.</w:t>
+      </w:r>
+    </w:p>
+    <w:p>
+      <w:pPr>
+        <w:numPr>
+          <w:ilvl w:val="0"/>
+          <w:numId w:val="1"/>
+        </w:numPr>
+      </w:pPr>
+      <w:r>
+        <w:t>Path-loss model calibration.</w:t>
+      </w:r>
+    </w:p>
+    <w:p>
+      <w:pPr>
+        <w:numPr>
+          <w:ilvl w:val="0"/>
+          <w:numId w:val="1"/>
+        </w:numPr>
+      </w:pPr>
+      <w:r>
+        <w:t>BLE Mesh cho IoT (Bluetooth SIG whitepaper).</w:t>
+      </w:r>
+    </w:p>
+    <w:p/>
+    <w:p>
+      <w:pPr>
+        <w:pStyle w:val="Heading3"/>
+      </w:pPr>
+      <w:r>
+        <w:t>2.4 Khoảng trống nghiên cứu</w:t>
+      </w:r>
+    </w:p>
+    <w:p>
+      <w:pPr>
+        <w:numPr>
+          <w:ilvl w:val="0"/>
+          <w:numId w:val="1"/>
+        </w:numPr>
+      </w:pPr>
+      <w:r>
+        <w:t>Ít giải pháp mở nguồn tự host end-to-end.</w:t>
+      </w:r>
+    </w:p>
+    <w:p>
+      <w:pPr>
+        <w:numPr>
+          <w:ilvl w:val="0"/>
+          <w:numId w:val="1"/>
+        </w:numPr>
+      </w:pPr>
+      <w:r>
+        <w:t>Bảo mật beacon thường bị bỏ qua.</w:t>
+      </w:r>
+    </w:p>
+    <w:p>
+      <w:pPr>
+        <w:numPr>
+          <w:ilvl w:val="0"/>
+          <w:numId w:val="1"/>
+        </w:numPr>
+      </w:pPr>
+      <w:r>
+        <w:t>OTA hàng loạt hiếm được đề cập.</w:t>
+      </w:r>
+    </w:p>
+    <w:p/>
+    <w:p>
+      <w:pPr>
+        <w:pStyle w:val="Heading2"/>
+      </w:pPr>
+      <w:r>
+        <w:t>CHƯƠNG 3 — CƠ SỞ LÝ THUYẾT</w:t>
+      </w:r>
+    </w:p>
+    <w:p/>
+    <w:p>
+      <w:pPr>
+        <w:pStyle w:val="Heading3"/>
+      </w:pPr>
+      <w:r>
+        <w:t>3.1 BLE Advertising và RSSI</w:t>
+      </w:r>
+    </w:p>
+    <w:p>
+      <w:pPr>
+        <w:numPr>
+          <w:ilvl w:val="0"/>
+          <w:numId w:val="1"/>
+        </w:numPr>
+      </w:pPr>
+      <w:r>
+        <w:t>Cấu trúc gói ADV, manufacturer specific data.</w:t>
+      </w:r>
+    </w:p>
+    <w:p>
+      <w:pPr>
+        <w:numPr>
+          <w:ilvl w:val="0"/>
+          <w:numId w:val="1"/>
+        </w:numPr>
+      </w:pPr>
+      <w:r>
+        <w:t>RSSI là gì, path-loss theo khoảng cách.</w:t>
+      </w:r>
+    </w:p>
+    <w:p/>
+    <w:p>
+      <w:pPr>
+        <w:pStyle w:val="Heading3"/>
+      </w:pPr>
+      <w:r>
+        <w:t>3.2 BLE Mesh</w:t>
+      </w:r>
+    </w:p>
+    <w:p>
+      <w:pPr>
+        <w:numPr>
+          <w:ilvl w:val="0"/>
+          <w:numId w:val="1"/>
+        </w:numPr>
+      </w:pPr>
+      <w:r>
+        <w:t>3.2.1 Provisioner và Node.</w:t>
+      </w:r>
+    </w:p>
+    <w:p>
+      <w:pPr>
+        <w:numPr>
+          <w:ilvl w:val="0"/>
+          <w:numId w:val="1"/>
+        </w:numPr>
+      </w:pPr>
+      <w:r>
+        <w:t>3.2.2 NetKey, AppKey, Access Layer, Network Layer.</w:t>
+      </w:r>
+    </w:p>
+    <w:p>
+      <w:pPr>
+        <w:numPr>
+          <w:ilvl w:val="0"/>
+          <w:numId w:val="1"/>
+        </w:numPr>
+      </w:pPr>
+      <w:r>
+        <w:t>3.2.3 Provisioning + Static OOB authentication.</w:t>
+      </w:r>
+    </w:p>
+    <w:p>
+      <w:pPr>
+        <w:numPr>
+          <w:ilvl w:val="0"/>
+          <w:numId w:val="1"/>
+        </w:numPr>
+      </w:pPr>
+      <w:r>
+        <w:t>3.2.4 Vendor model + opcode.</w:t>
+      </w:r>
+    </w:p>
+    <w:p>
+      <w:pPr>
+        <w:numPr>
+          <w:ilvl w:val="0"/>
+          <w:numId w:val="1"/>
+        </w:numPr>
+      </w:pPr>
+      <w:r>
+        <w:t>3.2.5 Relay feature.</w:t>
+      </w:r>
+    </w:p>
+    <w:p/>
+    <w:p>
+      <w:pPr>
+        <w:pStyle w:val="Heading3"/>
+      </w:pPr>
+      <w:r>
+        <w:t>3.3 Xử lý tín hiệu RSSI</w:t>
+      </w:r>
+    </w:p>
+    <w:p>
+      <w:pPr>
+        <w:numPr>
+          <w:ilvl w:val="0"/>
+          <w:numId w:val="1"/>
+        </w:numPr>
+      </w:pPr>
+      <w:r>
+        <w:t>3.3.1 Kalman filter 1D (q, r, gain k).</w:t>
+      </w:r>
+    </w:p>
+    <w:p>
+      <w:pPr>
+        <w:numPr>
+          <w:ilvl w:val="0"/>
+          <w:numId w:val="1"/>
+        </w:numPr>
+      </w:pPr>
+      <w:r>
+        <w:t>3.3.2 Path-loss log-distance model (n).</w:t>
+      </w:r>
+    </w:p>
+    <w:p>
+      <w:pPr>
+        <w:numPr>
+          <w:ilvl w:val="0"/>
+          <w:numId w:val="1"/>
+        </w:numPr>
+      </w:pPr>
+      <w:r>
+        <w:t>3.3.3 Anti-replay theo sequence number.</w:t>
+      </w:r>
+    </w:p>
+    <w:p/>
+    <w:p>
+      <w:pPr>
+        <w:pStyle w:val="Heading3"/>
+      </w:pPr>
+      <w:r>
+        <w:t>3.4 Quyết định zone</w:t>
+      </w:r>
+    </w:p>
+    <w:p>
+      <w:pPr>
+        <w:numPr>
+          <w:ilvl w:val="0"/>
+          <w:numId w:val="1"/>
+        </w:numPr>
+      </w:pPr>
+      <w:r>
+        <w:t>3.4.1 Chọn scanner mạnh nhất trong cửa sổ tươi.</w:t>
+      </w:r>
+    </w:p>
+    <w:p>
+      <w:pPr>
+        <w:numPr>
+          <w:ilvl w:val="0"/>
+          <w:numId w:val="1"/>
+        </w:numPr>
+      </w:pPr>
+      <w:r>
+        <w:t>3.4.2 Hysteresis 8 dBm.</w:t>
+      </w:r>
+    </w:p>
+    <w:p>
+      <w:pPr>
+        <w:numPr>
+          <w:ilvl w:val="0"/>
+          <w:numId w:val="1"/>
+        </w:numPr>
+      </w:pPr>
+      <w:r>
+        <w:t xml:space="preserve">3.4.3 Leaky-bucket debounce với 2 lần xác nhận; logic hiện nằm trong </w:t>
       </w:r>
       <w:r>
         <w:rPr>
           <w:rFonts w:ascii="Courier New" w:hAnsi="Courier New"/>
           <w:shd w:fill="EDEDED"/>
         </w:rPr>
-        <w:t>v1/gateway/attributes</w:t>
-      </w:r>
-      <w:r>
-        <w:t xml:space="preserve">, </w:t>
+        <w:t>ble_tag_zone_detection_metadata_latest.json</w:t>
+      </w:r>
+      <w:r>
+        <w:t>.</w:t>
+      </w:r>
+    </w:p>
+    <w:p/>
+    <w:p>
+      <w:pPr>
+        <w:pStyle w:val="Heading3"/>
+      </w:pPr>
+      <w:r>
+        <w:t>3.5 Bảo mật</w:t>
+      </w:r>
+    </w:p>
+    <w:p>
+      <w:pPr>
+        <w:numPr>
+          <w:ilvl w:val="0"/>
+          <w:numId w:val="1"/>
+        </w:numPr>
+      </w:pPr>
+      <w:r>
+        <w:t>3.5.1 HMAC-SHA256 và HMAC-16 truncated.</w:t>
+      </w:r>
+    </w:p>
+    <w:p>
+      <w:pPr>
+        <w:numPr>
+          <w:ilvl w:val="0"/>
+          <w:numId w:val="1"/>
+        </w:numPr>
+      </w:pPr>
+      <w:r>
+        <w:t>3.5.2 Hai cơ chế khóa độc lập: Tag derive khóa theo epoch cục bộ 1h; Gateway xoay khóa HMAC của OTA-beacon mỗi 24h và push cho Scanner qua mesh.</w:t>
+      </w:r>
+    </w:p>
+    <w:p>
+      <w:pPr>
+        <w:numPr>
+          <w:ilvl w:val="0"/>
+          <w:numId w:val="1"/>
+        </w:numPr>
+      </w:pPr>
+      <w:r>
+        <w:t>3.5.3 MQTTS/TLS + CN verify.</w:t>
+      </w:r>
+    </w:p>
+    <w:p/>
+    <w:p>
+      <w:pPr>
+        <w:pStyle w:val="Heading3"/>
+      </w:pPr>
+      <w:r>
+        <w:t>3.6 OTA</w:t>
+      </w:r>
+    </w:p>
+    <w:p>
+      <w:pPr>
+        <w:numPr>
+          <w:ilvl w:val="0"/>
+          <w:numId w:val="1"/>
+        </w:numPr>
+      </w:pPr>
+      <w:r>
+        <w:t>3.6.1 esp_https_ota, dual-slot partition.</w:t>
+      </w:r>
+    </w:p>
+    <w:p>
+      <w:pPr>
+        <w:numPr>
+          <w:ilvl w:val="0"/>
+          <w:numId w:val="1"/>
+        </w:numPr>
+      </w:pPr>
+      <w:r>
+        <w:t>3.6.2 SHA256 skip, version compare YYYYMMDDHHMMSS.</w:t>
+      </w:r>
+    </w:p>
+    <w:p>
+      <w:pPr>
+        <w:numPr>
+          <w:ilvl w:val="0"/>
+          <w:numId w:val="1"/>
+        </w:numPr>
+      </w:pPr>
+      <w:r>
+        <w:t>3.6.3 Trigger: mesh broadcast + WiFi OTA.</w:t>
+      </w:r>
+    </w:p>
+    <w:p/>
+    <w:p>
+      <w:pPr>
+        <w:pStyle w:val="Heading3"/>
+      </w:pPr>
+      <w:r>
+        <w:t>3.7 Giao thức ThingsBoard Gateway API</w:t>
+      </w:r>
+    </w:p>
+    <w:p>
+      <w:pPr>
+        <w:numPr>
+          <w:ilvl w:val="0"/>
+          <w:numId w:val="1"/>
+        </w:numPr>
+      </w:pPr>
+      <w:r>
+        <w:t>3.7.1 Kiến trúc Gateway/Sub-device.</w:t>
+      </w:r>
+    </w:p>
+    <w:p>
+      <w:pPr>
+        <w:numPr>
+          <w:ilvl w:val="0"/>
+          <w:numId w:val="1"/>
+        </w:numPr>
+      </w:pPr>
+      <w:r>
+        <w:t xml:space="preserve">3.7.2 Topic: </w:t>
       </w:r>
       <w:r>
         <w:rPr>
           <w:rFonts w:ascii="Courier New" w:hAnsi="Courier New"/>
           <w:shd w:fill="EDEDED"/>
         </w:rPr>
-        <w:t>v1/devices/me/rpc/request</w:t>
-      </w:r>
-      <w:r>
-        <w:t>.</w:t>
-      </w:r>
-    </w:p>
-    <w:p>
-      <w:pPr>
-        <w:numPr>
-          <w:ilvl w:val="0"/>
-          <w:numId w:val="1"/>
-        </w:numPr>
-      </w:pPr>
-      <w:r>
-        <w:t>3.7.3 Rule chain engine.</w:t>
-      </w:r>
-    </w:p>
-    <w:p/>
-    <w:p>
-      <w:pPr>
-        <w:pStyle w:val="Heading2"/>
-      </w:pPr>
-      <w:r>
-        <w:t>CHƯƠNG 4 — TRIỂN KHAI HỆ THỐNG</w:t>
-      </w:r>
-    </w:p>
-    <w:p/>
-    <w:p>
-      <w:pPr>
-        <w:pStyle w:val="Heading3"/>
-      </w:pPr>
-      <w:r>
-        <w:t>4.1 Kiến trúc tổng thể</w:t>
-      </w:r>
-    </w:p>
-    <w:p>
-      <w:pPr>
-        <w:numPr>
-          <w:ilvl w:val="0"/>
-          <w:numId w:val="1"/>
-        </w:numPr>
-      </w:pPr>
-      <w:r>
-        <w:t>Sơ đồ 4 tầng: Tag → Scanner → Relay → Gateway → ThingsBoard.</w:t>
-      </w:r>
-    </w:p>
-    <w:p>
-      <w:pPr>
-        <w:numPr>
-          <w:ilvl w:val="0"/>
-          <w:numId w:val="1"/>
-        </w:numPr>
-      </w:pPr>
-      <w:r>
-        <w:t>Nguyên tắc: firmware chỉ chuyển dữ liệu thô, xử lý ở server.</w:t>
-      </w:r>
-    </w:p>
-    <w:p/>
-    <w:p>
-      <w:pPr>
-        <w:pStyle w:val="Heading3"/>
-      </w:pPr>
-      <w:r>
-        <w:t>4.2 Firmware Tag</w:t>
-      </w:r>
-    </w:p>
-    <w:p>
-      <w:pPr>
-        <w:numPr>
-          <w:ilvl w:val="0"/>
-          <w:numId w:val="1"/>
-        </w:numPr>
-      </w:pPr>
-      <w:r>
-        <w:t>4.2.1 Cấu trúc ADV 24 byte (UUID + major + minor + tx_power + sequence + HMAC-16).</w:t>
-      </w:r>
-    </w:p>
-    <w:p>
-      <w:pPr>
-        <w:numPr>
-          <w:ilvl w:val="0"/>
-          <w:numId w:val="1"/>
-        </w:numPr>
-      </w:pPr>
-      <w:r>
-        <w:t>4.2.2 HMAC-SHA256 qua PSA Crypto API.</w:t>
-      </w:r>
-    </w:p>
-    <w:p>
-      <w:pPr>
-        <w:numPr>
-          <w:ilvl w:val="0"/>
-          <w:numId w:val="1"/>
-        </w:numPr>
-      </w:pPr>
-      <w:r>
-        <w:t>4.2.3 Timer 500 ms + sequence++.</w:t>
-      </w:r>
-    </w:p>
-    <w:p/>
-    <w:p>
-      <w:pPr>
-        <w:pStyle w:val="Heading3"/>
-      </w:pPr>
-      <w:r>
-        <w:t>4.3 Firmware Scanner</w:t>
-      </w:r>
-    </w:p>
-    <w:p>
-      <w:pPr>
-        <w:numPr>
-          <w:ilvl w:val="0"/>
-          <w:numId w:val="1"/>
-        </w:numPr>
-      </w:pPr>
-      <w:r>
-        <w:t>4.3.1 Radio time-sharing GAP scan / mesh publish.</w:t>
-      </w:r>
-    </w:p>
-    <w:p>
-      <w:pPr>
-        <w:numPr>
-          <w:ilvl w:val="0"/>
-          <w:numId w:val="1"/>
-        </w:numPr>
-      </w:pPr>
-      <w:r>
-        <w:t>4.3.2 Tag table (tối đa 20 tag) + Kalman filter.</w:t>
-      </w:r>
-    </w:p>
-    <w:p>
-      <w:pPr>
-        <w:numPr>
-          <w:ilvl w:val="0"/>
-          <w:numId w:val="1"/>
-        </w:numPr>
-      </w:pPr>
-      <w:r>
-        <w:t>4.3.3 Anti-replay + timeout 5 s.</w:t>
-      </w:r>
-    </w:p>
-    <w:p>
-      <w:pPr>
-        <w:numPr>
-          <w:ilvl w:val="0"/>
-          <w:numId w:val="1"/>
-        </w:numPr>
-      </w:pPr>
-      <w:r>
-        <w:t>4.3.4 Gửi TAG_STATUS qua vendor model.</w:t>
-      </w:r>
-    </w:p>
-    <w:p/>
-    <w:p>
-      <w:pPr>
-        <w:pStyle w:val="Heading3"/>
-      </w:pPr>
-      <w:r>
-        <w:t>4.4 Firmware Relay</w:t>
-      </w:r>
-    </w:p>
-    <w:p>
-      <w:pPr>
-        <w:numPr>
-          <w:ilvl w:val="0"/>
-          <w:numId w:val="1"/>
-        </w:numPr>
-      </w:pPr>
-      <w:r>
-        <w:t>4.4.1 Relay feature enabled ở Network Layer.</w:t>
-      </w:r>
-    </w:p>
-    <w:p>
-      <w:pPr>
-        <w:numPr>
-          <w:ilvl w:val="0"/>
-          <w:numId w:val="1"/>
-        </w:numPr>
-      </w:pPr>
-      <w:r>
-        <w:t>4.4.2 Vẫn bind AppKey để xử lý RESET_CMD và OTA_TRIGGER.</w:t>
-      </w:r>
-    </w:p>
-    <w:p/>
-    <w:p>
-      <w:pPr>
-        <w:pStyle w:val="Heading3"/>
-      </w:pPr>
-      <w:r>
-        <w:t>4.5 Firmware Gateway</w:t>
-      </w:r>
-    </w:p>
-    <w:p>
-      <w:pPr>
-        <w:numPr>
-          <w:ilvl w:val="0"/>
-          <w:numId w:val="1"/>
-        </w:numPr>
-      </w:pPr>
-      <w:r>
-        <w:t>4.5.1 Provisioner AUTO mode + UUID prefix detection.</w:t>
-      </w:r>
-    </w:p>
-    <w:p>
-      <w:pPr>
-        <w:numPr>
-          <w:ilvl w:val="0"/>
-          <w:numId w:val="1"/>
-        </w:numPr>
-      </w:pPr>
-      <w:r>
-        <w:t>4.5.2 Config task chờ ACK APP_KEY_ADD + MODEL_APP_BIND.</w:t>
-      </w:r>
-    </w:p>
-    <w:p>
-      <w:pPr>
-        <w:numPr>
-          <w:ilvl w:val="0"/>
-          <w:numId w:val="1"/>
-        </w:numPr>
-      </w:pPr>
-      <w:r>
-        <w:t>4.5.3 Node table persist NVS.</w:t>
-      </w:r>
-    </w:p>
-    <w:p>
-      <w:pPr>
-        <w:numPr>
-          <w:ilvl w:val="0"/>
-          <w:numId w:val="1"/>
-        </w:numPr>
-      </w:pPr>
-      <w:r>
-        <w:t>4.5.4 MQTT worker + hàng đợi tag report (tránh block BLE host).</w:t>
-      </w:r>
-    </w:p>
-    <w:p>
-      <w:pPr>
-        <w:numPr>
-          <w:ilvl w:val="0"/>
-          <w:numId w:val="1"/>
-        </w:numPr>
-      </w:pPr>
-      <w:r>
-        <w:t>4.5.5 Watchdog: 15s stabilize + 30s traffic timeout + wipe/re-provision.</w:t>
-      </w:r>
-    </w:p>
-    <w:p>
-      <w:pPr>
-        <w:numPr>
-          <w:ilvl w:val="0"/>
-          <w:numId w:val="1"/>
-        </w:numPr>
-      </w:pPr>
-      <w:r>
-        <w:t>4.5.6 Key rotation 24h.</w:t>
-      </w:r>
-    </w:p>
-    <w:p/>
-    <w:p>
-      <w:pPr>
-        <w:pStyle w:val="Heading3"/>
-      </w:pPr>
-      <w:r>
-        <w:t>4.6 Server-side ThingsBoard</w:t>
-      </w:r>
-    </w:p>
-    <w:p>
-      <w:pPr>
-        <w:numPr>
-          <w:ilvl w:val="0"/>
-          <w:numId w:val="1"/>
-        </w:numPr>
-      </w:pPr>
-      <w:r>
-        <w:t>4.6.1 Docker compose + PostgreSQL.</w:t>
-      </w:r>
-    </w:p>
-    <w:p>
-      <w:pPr>
-        <w:numPr>
-          <w:ilvl w:val="0"/>
-          <w:numId w:val="1"/>
-        </w:numPr>
-      </w:pPr>
-      <w:r>
-        <w:t xml:space="preserve">4.6.2 Device profile </w:t>
+        <w:t>v1/gateway/telemetry</w:t>
+      </w:r>
+      <w:r>
+        <w:t xml:space="preserve">, </w:t>
       </w:r>
       <w:r>
         <w:rPr>
           <w:rFonts w:ascii="Courier New" w:hAnsi="Courier New"/>
           <w:shd w:fill="EDEDED"/>
         </w:rPr>
-        <w:t>ble_tag</w:t>
+        <w:t>v1/gateway/attributes</w:t>
       </w:r>
       <w:r>
         <w:t xml:space="preserve">, </w:t>
@@ -1234,7 +951,7 @@
           <w:rFonts w:ascii="Courier New" w:hAnsi="Courier New"/>
           <w:shd w:fill="EDEDED"/>
         </w:rPr>
-        <w:t>ble_mesh_node</w:t>
+        <w:t>v1/devices/me/rpc/request</w:t>
       </w:r>
       <w:r>
         <w:t>.</w:t>
@@ -1248,34 +965,337 @@
         </w:numPr>
       </w:pPr>
       <w:r>
-        <w:t xml:space="preserve">4.6.3 Rule chain </w:t>
+        <w:t>3.7.3 Rule chain engine.</w:t>
+      </w:r>
+    </w:p>
+    <w:p/>
+    <w:p>
+      <w:pPr>
+        <w:pStyle w:val="Heading2"/>
+      </w:pPr>
+      <w:r>
+        <w:t>CHƯƠNG 4 — TRIỂN KHAI HỆ THỐNG</w:t>
+      </w:r>
+    </w:p>
+    <w:p/>
+    <w:p>
+      <w:pPr>
+        <w:pStyle w:val="Heading3"/>
+      </w:pPr>
+      <w:r>
+        <w:t>4.1 Kiến trúc tổng thể</w:t>
+      </w:r>
+    </w:p>
+    <w:p>
+      <w:pPr>
+        <w:numPr>
+          <w:ilvl w:val="0"/>
+          <w:numId w:val="1"/>
+        </w:numPr>
+      </w:pPr>
+      <w:r>
+        <w:t>Sơ đồ 4 tầng: Tag → Scanner → Relay → Gateway → ThingsBoard.</w:t>
+      </w:r>
+    </w:p>
+    <w:p>
+      <w:pPr>
+        <w:numPr>
+          <w:ilvl w:val="0"/>
+          <w:numId w:val="1"/>
+        </w:numPr>
+      </w:pPr>
+      <w:r>
+        <w:t>Nguyên tắc: firmware chỉ chuyển dữ liệu thô, xử lý ở server.</w:t>
+      </w:r>
+    </w:p>
+    <w:p/>
+    <w:p>
+      <w:pPr>
+        <w:pStyle w:val="Heading3"/>
+      </w:pPr>
+      <w:r>
+        <w:t>4.2 Firmware Tag</w:t>
+      </w:r>
+    </w:p>
+    <w:p>
+      <w:pPr>
+        <w:numPr>
+          <w:ilvl w:val="0"/>
+          <w:numId w:val="1"/>
+        </w:numPr>
+      </w:pPr>
+      <w:r>
+        <w:t>4.2.1 Cấu trúc ADV 24 byte (UUID + major + minor + tx_power + sequence + HMAC-16).</w:t>
+      </w:r>
+    </w:p>
+    <w:p>
+      <w:pPr>
+        <w:numPr>
+          <w:ilvl w:val="0"/>
+          <w:numId w:val="1"/>
+        </w:numPr>
+      </w:pPr>
+      <w:r>
+        <w:t>4.2.2 HMAC-SHA256 qua PSA Crypto API.</w:t>
+      </w:r>
+    </w:p>
+    <w:p>
+      <w:pPr>
+        <w:numPr>
+          <w:ilvl w:val="0"/>
+          <w:numId w:val="1"/>
+        </w:numPr>
+      </w:pPr>
+      <w:r>
+        <w:t>4.2.3 Timer 500 ms + sequence++.</w:t>
+      </w:r>
+    </w:p>
+    <w:p/>
+    <w:p>
+      <w:pPr>
+        <w:pStyle w:val="Heading3"/>
+      </w:pPr>
+      <w:r>
+        <w:t>4.3 Firmware Scanner</w:t>
+      </w:r>
+    </w:p>
+    <w:p>
+      <w:pPr>
+        <w:numPr>
+          <w:ilvl w:val="0"/>
+          <w:numId w:val="1"/>
+        </w:numPr>
+      </w:pPr>
+      <w:r>
+        <w:t>4.3.1 Radio time-sharing GAP scan / mesh publish.</w:t>
+      </w:r>
+    </w:p>
+    <w:p>
+      <w:pPr>
+        <w:numPr>
+          <w:ilvl w:val="0"/>
+          <w:numId w:val="1"/>
+        </w:numPr>
+      </w:pPr>
+      <w:r>
+        <w:t>4.3.2 Tag table (tối đa 20 tag) + Kalman filter.</w:t>
+      </w:r>
+    </w:p>
+    <w:p>
+      <w:pPr>
+        <w:numPr>
+          <w:ilvl w:val="0"/>
+          <w:numId w:val="1"/>
+        </w:numPr>
+      </w:pPr>
+      <w:r>
+        <w:t>4.3.3 Anti-replay + timeout 5 s.</w:t>
+      </w:r>
+    </w:p>
+    <w:p>
+      <w:pPr>
+        <w:numPr>
+          <w:ilvl w:val="0"/>
+          <w:numId w:val="1"/>
+        </w:numPr>
+      </w:pPr>
+      <w:r>
+        <w:t>4.3.4 Gửi TAG_STATUS qua vendor model.</w:t>
+      </w:r>
+    </w:p>
+    <w:p/>
+    <w:p>
+      <w:pPr>
+        <w:pStyle w:val="Heading3"/>
+      </w:pPr>
+      <w:r>
+        <w:t>4.4 Firmware Relay</w:t>
+      </w:r>
+    </w:p>
+    <w:p>
+      <w:pPr>
+        <w:numPr>
+          <w:ilvl w:val="0"/>
+          <w:numId w:val="1"/>
+        </w:numPr>
+      </w:pPr>
+      <w:r>
+        <w:t>4.4.1 Relay feature enabled ở Network Layer.</w:t>
+      </w:r>
+    </w:p>
+    <w:p>
+      <w:pPr>
+        <w:numPr>
+          <w:ilvl w:val="0"/>
+          <w:numId w:val="1"/>
+        </w:numPr>
+      </w:pPr>
+      <w:r>
+        <w:t>4.4.2 Vẫn bind AppKey để xử lý RESET_CMD và OTA_TRIGGER.</w:t>
+      </w:r>
+    </w:p>
+    <w:p/>
+    <w:p>
+      <w:pPr>
+        <w:pStyle w:val="Heading3"/>
+      </w:pPr>
+      <w:r>
+        <w:t>4.5 Firmware Gateway</w:t>
+      </w:r>
+    </w:p>
+    <w:p>
+      <w:pPr>
+        <w:numPr>
+          <w:ilvl w:val="0"/>
+          <w:numId w:val="1"/>
+        </w:numPr>
+      </w:pPr>
+      <w:r>
+        <w:t>4.5.1 Provisioner AUTO mode + UUID prefix detection.</w:t>
+      </w:r>
+    </w:p>
+    <w:p>
+      <w:pPr>
+        <w:numPr>
+          <w:ilvl w:val="0"/>
+          <w:numId w:val="1"/>
+        </w:numPr>
+      </w:pPr>
+      <w:r>
+        <w:t>4.5.2 Config task chờ ACK APP_KEY_ADD + MODEL_APP_BIND.</w:t>
+      </w:r>
+    </w:p>
+    <w:p>
+      <w:pPr>
+        <w:numPr>
+          <w:ilvl w:val="0"/>
+          <w:numId w:val="1"/>
+        </w:numPr>
+      </w:pPr>
+      <w:r>
+        <w:t>4.5.3 Node table persist NVS.</w:t>
+      </w:r>
+    </w:p>
+    <w:p>
+      <w:pPr>
+        <w:numPr>
+          <w:ilvl w:val="0"/>
+          <w:numId w:val="1"/>
+        </w:numPr>
+      </w:pPr>
+      <w:r>
+        <w:t>4.5.4 MQTT worker + hàng đợi tag report (tránh block BLE host).</w:t>
+      </w:r>
+    </w:p>
+    <w:p>
+      <w:pPr>
+        <w:numPr>
+          <w:ilvl w:val="0"/>
+          <w:numId w:val="1"/>
+        </w:numPr>
+      </w:pPr>
+      <w:r>
+        <w:t>4.5.5 Watchdog: 15s stabilize + 30s traffic timeout + wipe/re-provision.</w:t>
+      </w:r>
+    </w:p>
+    <w:p>
+      <w:pPr>
+        <w:numPr>
+          <w:ilvl w:val="0"/>
+          <w:numId w:val="1"/>
+        </w:numPr>
+      </w:pPr>
+      <w:r>
+        <w:t>4.5.6 Key rotation 24h.</w:t>
+      </w:r>
+    </w:p>
+    <w:p/>
+    <w:p>
+      <w:pPr>
+        <w:pStyle w:val="Heading3"/>
+      </w:pPr>
+      <w:r>
+        <w:t>4.6 Server-side ThingsBoard</w:t>
+      </w:r>
+    </w:p>
+    <w:p>
+      <w:pPr>
+        <w:numPr>
+          <w:ilvl w:val="0"/>
+          <w:numId w:val="1"/>
+        </w:numPr>
+      </w:pPr>
+      <w:r>
+        <w:t>4.6.1 Docker compose + PostgreSQL.</w:t>
+      </w:r>
+    </w:p>
+    <w:p>
+      <w:pPr>
+        <w:numPr>
+          <w:ilvl w:val="0"/>
+          <w:numId w:val="1"/>
+        </w:numPr>
+      </w:pPr>
+      <w:r>
+        <w:t xml:space="preserve">4.6.2 Device profile </w:t>
       </w:r>
       <w:r>
         <w:rPr>
           <w:rFonts w:ascii="Courier New" w:hAnsi="Courier New"/>
           <w:shd w:fill="EDEDED"/>
         </w:rPr>
-        <w:t>ble_tag_zone_detection</w:t>
-      </w:r>
-      <w:r>
-        <w:t xml:space="preserve"> (hysteresis + debounce).</w:t>
-      </w:r>
-    </w:p>
-    <w:p>
-      <w:pPr>
-        <w:numPr>
-          <w:ilvl w:val="0"/>
-          <w:numId w:val="1"/>
-        </w:numPr>
-      </w:pPr>
-      <w:r>
-        <w:t xml:space="preserve">4.6.4 Rule chain </w:t>
+        <w:t>ble_tag</w:t>
+      </w:r>
+      <w:r>
+        <w:t xml:space="preserve">, </w:t>
       </w:r>
       <w:r>
         <w:rPr>
           <w:rFonts w:ascii="Courier New" w:hAnsi="Courier New"/>
           <w:shd w:fill="EDEDED"/>
         </w:rPr>
+        <w:t>ble_mesh_node</w:t>
+      </w:r>
+      <w:r>
+        <w:t>.</w:t>
+      </w:r>
+    </w:p>
+    <w:p>
+      <w:pPr>
+        <w:numPr>
+          <w:ilvl w:val="0"/>
+          <w:numId w:val="1"/>
+        </w:numPr>
+      </w:pPr>
+      <w:r>
+        <w:t xml:space="preserve">4.6.3 Rule chain </w:t>
+      </w:r>
+      <w:r>
+        <w:rPr>
+          <w:rFonts w:ascii="Courier New" w:hAnsi="Courier New"/>
+          <w:shd w:fill="EDEDED"/>
+        </w:rPr>
+        <w:t>ble_tag_zone_detection</w:t>
+      </w:r>
+      <w:r>
+        <w:t xml:space="preserve"> (hysteresis 8 dBm + debounce leaky-bucket 2 lần trong bản metadata latest; cần đồng bộ lại file export portable trước khi import mới).</w:t>
+      </w:r>
+    </w:p>
+    <w:p>
+      <w:pPr>
+        <w:numPr>
+          <w:ilvl w:val="0"/>
+          <w:numId w:val="1"/>
+        </w:numPr>
+      </w:pPr>
+      <w:r>
+        <w:t xml:space="preserve">4.6.4 Rule chain </w:t>
+      </w:r>
+      <w:r>
+        <w:rPr>
+          <w:rFonts w:ascii="Courier New" w:hAnsi="Courier New"/>
+          <w:shd w:fill="EDEDED"/>
+        </w:rPr>
         <w:t>ble_mesh_node_ota</w:t>
       </w:r>
       <w:r>
@@ -1321,7 +1341,7 @@
         </w:numPr>
       </w:pPr>
       <w:r>
-        <w:t>4.7.2 HMAC-16 beacon + rotate.</w:t>
+        <w:t>4.7.2 HMAC-16 cho Tag beacon với khóa epoch 1h; HMAC-16 cho OTA-beacon với khóa xoay 24h.</w:t>
       </w:r>
     </w:p>
     <w:p>
@@ -1352,7 +1372,7 @@
         </w:numPr>
       </w:pPr>
       <w:r>
-        <w:t>4.8.1 HTTP server (Python).</w:t>
+        <w:t>4.8.1 Nginx HTTPS server trên Docker, port 8443, dùng CA/CN verification.</w:t>
       </w:r>
     </w:p>
     <w:p>
